--- a/chapters/vol9/05-Chương-5-Những-điều-còn-ở-phía-trước.docx
+++ b/chapters/vol9/05-Chương-5-Những-điều-còn-ở-phía-trước.docx
@@ -2217,7 +2217,7 @@
           <w:color w:val="222222"/>
           <w:sz w:val="24"/>
         </w:rPr>
-        <w:t>“A— Liệu tớ có nên, ừm, có lẽ, ch-chào hỏi cô Shihoko và chú Shuuto không nhỉ? Cậu là đứa con trai quý báu của họ, tự quyết định chuyện này mà không có sự chấp thuận của hai người thì thật không phải…”</w:t>
+        <w:t>“A— Liệu tớ có nên, ừm, có lẽ, ch-chào hỏi cô Shihoko và bác Shuuto không nhỉ? Cậu là đứa con trai quý báu của họ, tự quyết định chuyện này mà không có sự chấp thuận của hai người thì thật không phải…”</w:t>
       </w:r>
     </w:p>
     <w:p>
@@ -2230,7 +2230,7 @@
           <w:color w:val="222222"/>
           <w:sz w:val="24"/>
         </w:rPr>
-        <w:t>“Ừm, chà, cậu nói cũng có lý. Dù tớ nghĩ bố mẹ sẽ rất vui thôi. Nếu vậy thì, tớ cũng nên đến thưa chuyện với bà Koyuki nhỉ…?”</w:t>
+        <w:t>“Ừm, chà, cậu nói cũng có lý. Dù tớ nghĩ bố mẹ sẽ rất vui thôi. Nếu vậy thì, tớ cũng nên đến thưa chuyện với bác Koyuki nhỉ…?”</w:t>
       </w:r>
     </w:p>
     <w:p>
@@ -2256,7 +2256,7 @@
           <w:color w:val="222222"/>
           <w:sz w:val="24"/>
         </w:rPr>
-        <w:t>“Tớ chắc chắn là cô Koyuki đang lo sốt vó cho cậu đấy, và tớ có thể hình dung ra bà ấy sẽ bất an thế nào khi biết cậu đang sống cùng một đứa con trai mà bà ấy không hiểu rõ. Chắc là chúng ta nên đến chào hỏi bà ấy sớm thì hơn.”</w:t>
+        <w:t>“Tớ chắc chắn là bác Koyuki đang lo sốt vó cho cậu đấy, và tớ có thể hình dung ra bác ấy sẽ bất an thế nào khi biết cậu đang sống cùng một đứa con trai mà bác ấy không hiểu rõ. Chắc là chúng ta nên đến chào hỏi bác ấy sớm thì hơn.”</w:t>
       </w:r>
     </w:p>
     <w:p>
